--- a/docs/srs.docx
+++ b/docs/srs.docx
@@ -20,6 +20,14 @@
         <w:gridCol w:w="7370"/>
       </w:tblGrid>
       <w:tr>
+        <w:tblPrEx>
+          <w:tblCellMar>
+            <w:top w:w="0" w:type="dxa"/>
+            <w:left w:w="108" w:type="dxa"/>
+            <w:bottom w:w="0" w:type="dxa"/>
+            <w:right w:w="108" w:type="dxa"/>
+          </w:tblCellMar>
+        </w:tblPrEx>
         <w:trPr>
           <w:jc w:val="center"/>
         </w:trPr>
@@ -271,16 +279,13 @@
             <w:pPr>
               <w:spacing w:after="40"/>
               <w:rPr>
-                <w:rFonts w:hint="default" w:eastAsia="宋体"/>
+                <w:rFonts w:hint="default" w:eastAsia="微软雅黑"/>
                 <w:lang w:val="en-US" w:eastAsia="zh-CN"/>
               </w:rPr>
             </w:pPr>
             <w:r>
               <w:rPr>
-                <w:rFonts w:hint="eastAsia" w:eastAsia="微软雅黑"/>
-                <w:b w:val="0"/>
-                <w:color w:val="2B2B2B"/>
-                <w:sz w:val="21"/>
+                <w:rFonts w:hint="eastAsia"/>
                 <w:lang w:val="en-US" w:eastAsia="zh-CN"/>
               </w:rPr>
               <w:t>蓝舒芬</w:t>
@@ -343,10 +348,6 @@
           <w:p>
             <w:pPr>
               <w:spacing w:after="40"/>
-              <w:rPr>
-                <w:rFonts w:hint="default"/>
-                <w:lang w:val="en-US"/>
-              </w:rPr>
             </w:pPr>
             <w:r>
               <w:rPr>
@@ -359,7 +360,7 @@
             </w:r>
             <w:r>
               <w:rPr>
-                <w:rFonts w:hint="eastAsia" w:eastAsia="微软雅黑"/>
+                <w:rFonts w:hint="eastAsia"/>
                 <w:b w:val="0"/>
                 <w:color w:val="2B2B2B"/>
                 <w:sz w:val="21"/>
@@ -378,7 +379,7 @@
             </w:r>
             <w:r>
               <w:rPr>
-                <w:rFonts w:hint="eastAsia" w:eastAsia="微软雅黑"/>
+                <w:rFonts w:hint="eastAsia"/>
                 <w:b w:val="0"/>
                 <w:color w:val="2B2B2B"/>
                 <w:sz w:val="21"/>
@@ -397,13 +398,13 @@
             </w:r>
             <w:r>
               <w:rPr>
-                <w:rFonts w:hint="eastAsia" w:eastAsia="微软雅黑"/>
+                <w:rFonts w:hint="eastAsia"/>
                 <w:b w:val="0"/>
                 <w:color w:val="2B2B2B"/>
                 <w:sz w:val="21"/>
                 <w:lang w:val="en-US" w:eastAsia="zh-CN"/>
               </w:rPr>
-              <w:t>04</w:t>
+              <w:t>05</w:t>
             </w:r>
           </w:p>
         </w:tc>
@@ -426,32 +427,6 @@
           <w:sz w:val="36"/>
         </w:rPr>
         <w:t>内容大纲</w:t>
-      </w:r>
-      <w:bookmarkStart w:id="0" w:name="_GoBack"/>
-      <w:bookmarkEnd w:id="0"/>
-    </w:p>
-    <w:p>
-      <w:pPr>
-        <w:spacing w:after="40" w:line="348" w:lineRule="auto"/>
-        <w:ind w:left="340"/>
-      </w:pPr>
-      <w:r>
-        <w:rPr>
-          <w:rFonts w:ascii="微软雅黑" w:hAnsi="微软雅黑" w:eastAsia="微软雅黑"/>
-          <w:b/>
-          <w:color w:val="1A7A3D"/>
-          <w:sz w:val="21"/>
-        </w:rPr>
-        <w:t xml:space="preserve">• </w:t>
-      </w:r>
-      <w:r>
-        <w:rPr>
-          <w:rFonts w:ascii="微软雅黑" w:hAnsi="微软雅黑" w:eastAsia="微软雅黑"/>
-          <w:b w:val="0"/>
-          <w:color w:val="2B2B2B"/>
-          <w:sz w:val="21"/>
-        </w:rPr>
-        <w:t>指向 D-02 SRS 模板，开发同步更新</w:t>
       </w:r>
     </w:p>
     <w:tbl>
@@ -497,23 +472,21 @@
           <w:p>
             <w:pPr>
               <w:bidi w:val="0"/>
-              <w:rPr>
-                <w:rFonts w:hint="eastAsia" w:eastAsia="宋体"/>
-                <w:lang w:eastAsia="zh-CN"/>
-              </w:rPr>
             </w:pPr>
             <w:r>
               <w:rPr>
                 <w:rFonts w:hint="eastAsia"/>
-                <w:lang w:val="en-US" w:eastAsia="zh-CN"/>
               </w:rPr>
-              <w:t>指向D-02_需求规格说明书_SRS</w:t>
+              <w:t>D-02_需求规格说明书_SRS_v1.docx</w:t>
             </w:r>
           </w:p>
         </w:tc>
       </w:tr>
     </w:tbl>
-    <w:p/>
+    <w:p>
+      <w:bookmarkStart w:id="0" w:name="_GoBack"/>
+      <w:bookmarkEnd w:id="0"/>
+    </w:p>
     <w:sectPr>
       <w:pgSz w:w="12240" w:h="15840"/>
       <w:pgMar w:top="1134" w:right="1247" w:bottom="1134" w:left="1247" w:header="720" w:footer="720" w:gutter="0"/>
@@ -756,7 +729,7 @@
     <w:lsdException w:uiPriority="99" w:name="Normal Indent"/>
     <w:lsdException w:uiPriority="99" w:name="footnote text"/>
     <w:lsdException w:uiPriority="99" w:name="annotation text"/>
-    <w:lsdException w:qFormat="1" w:uiPriority="99" w:semiHidden="0" w:name="header"/>
+    <w:lsdException w:uiPriority="99" w:semiHidden="0" w:name="header"/>
     <w:lsdException w:uiPriority="99" w:semiHidden="0" w:name="footer"/>
     <w:lsdException w:uiPriority="99" w:name="index heading"/>
     <w:lsdException w:qFormat="1" w:uiPriority="35" w:name="caption"/>
@@ -770,30 +743,30 @@
     <w:lsdException w:uiPriority="99" w:name="endnote reference"/>
     <w:lsdException w:uiPriority="99" w:name="endnote text"/>
     <w:lsdException w:uiPriority="99" w:name="table of authorities"/>
-    <w:lsdException w:qFormat="1" w:uiPriority="99" w:semiHidden="0" w:name="macro"/>
+    <w:lsdException w:uiPriority="99" w:semiHidden="0" w:name="macro"/>
     <w:lsdException w:uiPriority="99" w:name="toa heading"/>
-    <w:lsdException w:qFormat="1" w:uiPriority="99" w:semiHidden="0" w:name="List"/>
-    <w:lsdException w:qFormat="1" w:uiPriority="99" w:semiHidden="0" w:name="List Bullet"/>
-    <w:lsdException w:qFormat="1" w:uiPriority="99" w:semiHidden="0" w:name="List Number"/>
-    <w:lsdException w:qFormat="1" w:uiPriority="99" w:semiHidden="0" w:name="List 2"/>
-    <w:lsdException w:qFormat="1" w:uiPriority="99" w:semiHidden="0" w:name="List 3"/>
+    <w:lsdException w:uiPriority="99" w:semiHidden="0" w:name="List"/>
+    <w:lsdException w:uiPriority="99" w:semiHidden="0" w:name="List Bullet"/>
+    <w:lsdException w:uiPriority="99" w:semiHidden="0" w:name="List Number"/>
+    <w:lsdException w:uiPriority="99" w:semiHidden="0" w:name="List 2"/>
+    <w:lsdException w:uiPriority="99" w:semiHidden="0" w:name="List 3"/>
     <w:lsdException w:uiPriority="99" w:name="List 4"/>
     <w:lsdException w:uiPriority="99" w:name="List 5"/>
-    <w:lsdException w:qFormat="1" w:uiPriority="99" w:semiHidden="0" w:name="List Bullet 2"/>
-    <w:lsdException w:qFormat="1" w:uiPriority="99" w:semiHidden="0" w:name="List Bullet 3"/>
+    <w:lsdException w:uiPriority="99" w:semiHidden="0" w:name="List Bullet 2"/>
+    <w:lsdException w:uiPriority="99" w:semiHidden="0" w:name="List Bullet 3"/>
     <w:lsdException w:uiPriority="99" w:name="List Bullet 4"/>
     <w:lsdException w:uiPriority="99" w:name="List Bullet 5"/>
-    <w:lsdException w:qFormat="1" w:uiPriority="99" w:semiHidden="0" w:name="List Number 2"/>
-    <w:lsdException w:qFormat="1" w:uiPriority="99" w:semiHidden="0" w:name="List Number 3"/>
+    <w:lsdException w:uiPriority="99" w:semiHidden="0" w:name="List Number 2"/>
+    <w:lsdException w:uiPriority="99" w:semiHidden="0" w:name="List Number 3"/>
     <w:lsdException w:uiPriority="99" w:name="List Number 4"/>
     <w:lsdException w:uiPriority="99" w:name="List Number 5"/>
     <w:lsdException w:qFormat="1" w:unhideWhenUsed="0" w:uiPriority="10" w:semiHidden="0" w:name="Title"/>
     <w:lsdException w:uiPriority="99" w:name="Closing"/>
     <w:lsdException w:uiPriority="99" w:name="Signature"/>
-    <w:lsdException w:qFormat="1" w:uiPriority="1" w:name="Default Paragraph Font"/>
-    <w:lsdException w:qFormat="1" w:uiPriority="99" w:semiHidden="0" w:name="Body Text"/>
+    <w:lsdException w:uiPriority="1" w:name="Default Paragraph Font"/>
+    <w:lsdException w:uiPriority="99" w:semiHidden="0" w:name="Body Text"/>
     <w:lsdException w:uiPriority="99" w:name="Body Text Indent"/>
-    <w:lsdException w:qFormat="1" w:uiPriority="99" w:semiHidden="0" w:name="List Continue"/>
+    <w:lsdException w:uiPriority="99" w:semiHidden="0" w:name="List Continue"/>
     <w:lsdException w:qFormat="1" w:uiPriority="99" w:semiHidden="0" w:name="List Continue 2"/>
     <w:lsdException w:qFormat="1" w:uiPriority="99" w:semiHidden="0" w:name="List Continue 3"/>
     <w:lsdException w:uiPriority="99" w:name="List Continue 4"/>
@@ -806,7 +779,7 @@
     <w:lsdException w:uiPriority="99" w:name="Body Text First Indent 2"/>
     <w:lsdException w:uiPriority="99" w:name="Note Heading"/>
     <w:lsdException w:qFormat="1" w:uiPriority="99" w:semiHidden="0" w:name="Body Text 2"/>
-    <w:lsdException w:qFormat="1" w:uiPriority="99" w:semiHidden="0" w:name="Body Text 3"/>
+    <w:lsdException w:uiPriority="99" w:semiHidden="0" w:name="Body Text 3"/>
     <w:lsdException w:uiPriority="99" w:name="Body Text Indent 2"/>
     <w:lsdException w:uiPriority="99" w:name="Body Text Indent 3"/>
     <w:lsdException w:uiPriority="99" w:name="Block Text"/>
@@ -828,7 +801,7 @@
     <w:lsdException w:uiPriority="99" w:name="HTML Sample"/>
     <w:lsdException w:uiPriority="99" w:name="HTML Typewriter"/>
     <w:lsdException w:uiPriority="99" w:name="HTML Variable"/>
-    <w:lsdException w:qFormat="1" w:uiPriority="99" w:name="Normal Table"/>
+    <w:lsdException w:uiPriority="99" w:name="Normal Table"/>
     <w:lsdException w:uiPriority="99" w:name="annotation subject"/>
     <w:lsdException w:uiPriority="99" w:name="Table Simple 1"/>
     <w:lsdException w:uiPriority="99" w:name="Table Simple 2"/>
@@ -873,108 +846,108 @@
     <w:lsdException w:uiPriority="99" w:name="Table Web 2"/>
     <w:lsdException w:uiPriority="99" w:name="Table Web 3"/>
     <w:lsdException w:uiPriority="99" w:name="Balloon Text"/>
-    <w:lsdException w:qFormat="1" w:unhideWhenUsed="0" w:uiPriority="59" w:semiHidden="0" w:name="Table Grid"/>
+    <w:lsdException w:unhideWhenUsed="0" w:uiPriority="59" w:semiHidden="0" w:name="Table Grid"/>
     <w:lsdException w:uiPriority="99" w:name="Table Theme"/>
     <w:lsdException w:qFormat="1" w:unhideWhenUsed="0" w:uiPriority="1" w:semiHidden="0" w:name="No Spacing"/>
     <w:lsdException w:qFormat="1" w:unhideWhenUsed="0" w:uiPriority="60" w:semiHidden="0" w:name="Light Shading"/>
-    <w:lsdException w:qFormat="1" w:unhideWhenUsed="0" w:uiPriority="61" w:semiHidden="0" w:name="Light List"/>
-    <w:lsdException w:qFormat="1" w:unhideWhenUsed="0" w:uiPriority="62" w:semiHidden="0" w:name="Light Grid"/>
+    <w:lsdException w:unhideWhenUsed="0" w:uiPriority="61" w:semiHidden="0" w:name="Light List"/>
+    <w:lsdException w:unhideWhenUsed="0" w:uiPriority="62" w:semiHidden="0" w:name="Light Grid"/>
     <w:lsdException w:qFormat="1" w:unhideWhenUsed="0" w:uiPriority="63" w:semiHidden="0" w:name="Medium Shading 1"/>
-    <w:lsdException w:qFormat="1" w:unhideWhenUsed="0" w:uiPriority="64" w:semiHidden="0" w:name="Medium Shading 2"/>
-    <w:lsdException w:qFormat="1" w:unhideWhenUsed="0" w:uiPriority="65" w:semiHidden="0" w:name="Medium List 1"/>
-    <w:lsdException w:unhideWhenUsed="0" w:uiPriority="66" w:semiHidden="0" w:name="Medium List 2"/>
-    <w:lsdException w:qFormat="1" w:unhideWhenUsed="0" w:uiPriority="67" w:semiHidden="0" w:name="Medium Grid 1"/>
-    <w:lsdException w:qFormat="1" w:unhideWhenUsed="0" w:uiPriority="68" w:semiHidden="0" w:name="Medium Grid 2"/>
-    <w:lsdException w:qFormat="1" w:unhideWhenUsed="0" w:uiPriority="69" w:semiHidden="0" w:name="Medium Grid 3"/>
-    <w:lsdException w:qFormat="1" w:unhideWhenUsed="0" w:uiPriority="70" w:semiHidden="0" w:name="Dark List"/>
-    <w:lsdException w:qFormat="1" w:unhideWhenUsed="0" w:uiPriority="71" w:semiHidden="0" w:name="Colorful Shading"/>
-    <w:lsdException w:qFormat="1" w:unhideWhenUsed="0" w:uiPriority="72" w:semiHidden="0" w:name="Colorful List"/>
+    <w:lsdException w:unhideWhenUsed="0" w:uiPriority="64" w:semiHidden="0" w:name="Medium Shading 2"/>
+    <w:lsdException w:unhideWhenUsed="0" w:uiPriority="65" w:semiHidden="0" w:name="Medium List 1"/>
+    <w:lsdException w:qFormat="1" w:unhideWhenUsed="0" w:uiPriority="66" w:semiHidden="0" w:name="Medium List 2"/>
+    <w:lsdException w:unhideWhenUsed="0" w:uiPriority="67" w:semiHidden="0" w:name="Medium Grid 1"/>
+    <w:lsdException w:unhideWhenUsed="0" w:uiPriority="68" w:semiHidden="0" w:name="Medium Grid 2"/>
+    <w:lsdException w:unhideWhenUsed="0" w:uiPriority="69" w:semiHidden="0" w:name="Medium Grid 3"/>
+    <w:lsdException w:unhideWhenUsed="0" w:uiPriority="70" w:semiHidden="0" w:name="Dark List"/>
+    <w:lsdException w:unhideWhenUsed="0" w:uiPriority="71" w:semiHidden="0" w:name="Colorful Shading"/>
+    <w:lsdException w:unhideWhenUsed="0" w:uiPriority="72" w:semiHidden="0" w:name="Colorful List"/>
     <w:lsdException w:qFormat="1" w:unhideWhenUsed="0" w:uiPriority="73" w:semiHidden="0" w:name="Colorful Grid"/>
     <w:lsdException w:qFormat="1" w:unhideWhenUsed="0" w:uiPriority="60" w:semiHidden="0" w:name="Light Shading Accent 1"/>
-    <w:lsdException w:qFormat="1" w:unhideWhenUsed="0" w:uiPriority="61" w:semiHidden="0" w:name="Light List Accent 1"/>
+    <w:lsdException w:unhideWhenUsed="0" w:uiPriority="61" w:semiHidden="0" w:name="Light List Accent 1"/>
     <w:lsdException w:qFormat="1" w:unhideWhenUsed="0" w:uiPriority="62" w:semiHidden="0" w:name="Light Grid Accent 1"/>
-    <w:lsdException w:qFormat="1" w:unhideWhenUsed="0" w:uiPriority="63" w:semiHidden="0" w:name="Medium Shading 1 Accent 1"/>
+    <w:lsdException w:unhideWhenUsed="0" w:uiPriority="63" w:semiHidden="0" w:name="Medium Shading 1 Accent 1"/>
     <w:lsdException w:qFormat="1" w:unhideWhenUsed="0" w:uiPriority="64" w:semiHidden="0" w:name="Medium Shading 2 Accent 1"/>
-    <w:lsdException w:qFormat="1" w:unhideWhenUsed="0" w:uiPriority="65" w:semiHidden="0" w:name="Medium List 1 Accent 1"/>
+    <w:lsdException w:unhideWhenUsed="0" w:uiPriority="65" w:semiHidden="0" w:name="Medium List 1 Accent 1"/>
     <w:lsdException w:qFormat="1" w:unhideWhenUsed="0" w:uiPriority="34" w:semiHidden="0" w:name="List Paragraph"/>
     <w:lsdException w:qFormat="1" w:unhideWhenUsed="0" w:uiPriority="29" w:semiHidden="0" w:name="Quote"/>
     <w:lsdException w:qFormat="1" w:unhideWhenUsed="0" w:uiPriority="30" w:semiHidden="0" w:name="Intense Quote"/>
-    <w:lsdException w:qFormat="1" w:unhideWhenUsed="0" w:uiPriority="66" w:semiHidden="0" w:name="Medium List 2 Accent 1"/>
+    <w:lsdException w:unhideWhenUsed="0" w:uiPriority="66" w:semiHidden="0" w:name="Medium List 2 Accent 1"/>
     <w:lsdException w:unhideWhenUsed="0" w:uiPriority="67" w:semiHidden="0" w:name="Medium Grid 1 Accent 1"/>
     <w:lsdException w:qFormat="1" w:unhideWhenUsed="0" w:uiPriority="68" w:semiHidden="0" w:name="Medium Grid 2 Accent 1"/>
     <w:lsdException w:qFormat="1" w:unhideWhenUsed="0" w:uiPriority="69" w:semiHidden="0" w:name="Medium Grid 3 Accent 1"/>
     <w:lsdException w:qFormat="1" w:unhideWhenUsed="0" w:uiPriority="70" w:semiHidden="0" w:name="Dark List Accent 1"/>
     <w:lsdException w:qFormat="1" w:unhideWhenUsed="0" w:uiPriority="71" w:semiHidden="0" w:name="Colorful Shading Accent 1"/>
-    <w:lsdException w:qFormat="1" w:unhideWhenUsed="0" w:uiPriority="72" w:semiHidden="0" w:name="Colorful List Accent 1"/>
+    <w:lsdException w:unhideWhenUsed="0" w:uiPriority="72" w:semiHidden="0" w:name="Colorful List Accent 1"/>
     <w:lsdException w:qFormat="1" w:unhideWhenUsed="0" w:uiPriority="73" w:semiHidden="0" w:name="Colorful Grid Accent 1"/>
     <w:lsdException w:qFormat="1" w:unhideWhenUsed="0" w:uiPriority="60" w:semiHidden="0" w:name="Light Shading Accent 2"/>
-    <w:lsdException w:qFormat="1" w:unhideWhenUsed="0" w:uiPriority="61" w:semiHidden="0" w:name="Light List Accent 2"/>
-    <w:lsdException w:qFormat="1" w:unhideWhenUsed="0" w:uiPriority="62" w:semiHidden="0" w:name="Light Grid Accent 2"/>
-    <w:lsdException w:qFormat="1" w:unhideWhenUsed="0" w:uiPriority="63" w:semiHidden="0" w:name="Medium Shading 1 Accent 2"/>
-    <w:lsdException w:qFormat="1" w:unhideWhenUsed="0" w:uiPriority="64" w:semiHidden="0" w:name="Medium Shading 2 Accent 2"/>
+    <w:lsdException w:unhideWhenUsed="0" w:uiPriority="61" w:semiHidden="0" w:name="Light List Accent 2"/>
+    <w:lsdException w:unhideWhenUsed="0" w:uiPriority="62" w:semiHidden="0" w:name="Light Grid Accent 2"/>
+    <w:lsdException w:unhideWhenUsed="0" w:uiPriority="63" w:semiHidden="0" w:name="Medium Shading 1 Accent 2"/>
+    <w:lsdException w:unhideWhenUsed="0" w:uiPriority="64" w:semiHidden="0" w:name="Medium Shading 2 Accent 2"/>
     <w:lsdException w:qFormat="1" w:unhideWhenUsed="0" w:uiPriority="65" w:semiHidden="0" w:name="Medium List 1 Accent 2"/>
-    <w:lsdException w:qFormat="1" w:unhideWhenUsed="0" w:uiPriority="66" w:semiHidden="0" w:name="Medium List 2 Accent 2"/>
+    <w:lsdException w:unhideWhenUsed="0" w:uiPriority="66" w:semiHidden="0" w:name="Medium List 2 Accent 2"/>
     <w:lsdException w:qFormat="1" w:unhideWhenUsed="0" w:uiPriority="67" w:semiHidden="0" w:name="Medium Grid 1 Accent 2"/>
     <w:lsdException w:qFormat="1" w:unhideWhenUsed="0" w:uiPriority="68" w:semiHidden="0" w:name="Medium Grid 2 Accent 2"/>
-    <w:lsdException w:qFormat="1" w:unhideWhenUsed="0" w:uiPriority="69" w:semiHidden="0" w:name="Medium Grid 3 Accent 2"/>
-    <w:lsdException w:qFormat="1" w:unhideWhenUsed="0" w:uiPriority="70" w:semiHidden="0" w:name="Dark List Accent 2"/>
+    <w:lsdException w:unhideWhenUsed="0" w:uiPriority="69" w:semiHidden="0" w:name="Medium Grid 3 Accent 2"/>
+    <w:lsdException w:unhideWhenUsed="0" w:uiPriority="70" w:semiHidden="0" w:name="Dark List Accent 2"/>
     <w:lsdException w:qFormat="1" w:unhideWhenUsed="0" w:uiPriority="71" w:semiHidden="0" w:name="Colorful Shading Accent 2"/>
-    <w:lsdException w:qFormat="1" w:unhideWhenUsed="0" w:uiPriority="72" w:semiHidden="0" w:name="Colorful List Accent 2"/>
-    <w:lsdException w:qFormat="1" w:unhideWhenUsed="0" w:uiPriority="73" w:semiHidden="0" w:name="Colorful Grid Accent 2"/>
-    <w:lsdException w:qFormat="1" w:unhideWhenUsed="0" w:uiPriority="60" w:semiHidden="0" w:name="Light Shading Accent 3"/>
-    <w:lsdException w:qFormat="1" w:unhideWhenUsed="0" w:uiPriority="61" w:semiHidden="0" w:name="Light List Accent 3"/>
+    <w:lsdException w:unhideWhenUsed="0" w:uiPriority="72" w:semiHidden="0" w:name="Colorful List Accent 2"/>
+    <w:lsdException w:unhideWhenUsed="0" w:uiPriority="73" w:semiHidden="0" w:name="Colorful Grid Accent 2"/>
+    <w:lsdException w:unhideWhenUsed="0" w:uiPriority="60" w:semiHidden="0" w:name="Light Shading Accent 3"/>
+    <w:lsdException w:unhideWhenUsed="0" w:uiPriority="61" w:semiHidden="0" w:name="Light List Accent 3"/>
     <w:lsdException w:qFormat="1" w:unhideWhenUsed="0" w:uiPriority="62" w:semiHidden="0" w:name="Light Grid Accent 3"/>
     <w:lsdException w:qFormat="1" w:unhideWhenUsed="0" w:uiPriority="63" w:semiHidden="0" w:name="Medium Shading 1 Accent 3"/>
     <w:lsdException w:qFormat="1" w:unhideWhenUsed="0" w:uiPriority="64" w:semiHidden="0" w:name="Medium Shading 2 Accent 3"/>
-    <w:lsdException w:qFormat="1" w:unhideWhenUsed="0" w:uiPriority="65" w:semiHidden="0" w:name="Medium List 1 Accent 3"/>
-    <w:lsdException w:qFormat="1" w:unhideWhenUsed="0" w:uiPriority="66" w:semiHidden="0" w:name="Medium List 2 Accent 3"/>
-    <w:lsdException w:qFormat="1" w:unhideWhenUsed="0" w:uiPriority="67" w:semiHidden="0" w:name="Medium Grid 1 Accent 3"/>
-    <w:lsdException w:qFormat="1" w:unhideWhenUsed="0" w:uiPriority="68" w:semiHidden="0" w:name="Medium Grid 2 Accent 3"/>
+    <w:lsdException w:unhideWhenUsed="0" w:uiPriority="65" w:semiHidden="0" w:name="Medium List 1 Accent 3"/>
+    <w:lsdException w:unhideWhenUsed="0" w:uiPriority="66" w:semiHidden="0" w:name="Medium List 2 Accent 3"/>
+    <w:lsdException w:unhideWhenUsed="0" w:uiPriority="67" w:semiHidden="0" w:name="Medium Grid 1 Accent 3"/>
+    <w:lsdException w:unhideWhenUsed="0" w:uiPriority="68" w:semiHidden="0" w:name="Medium Grid 2 Accent 3"/>
     <w:lsdException w:qFormat="1" w:unhideWhenUsed="0" w:uiPriority="69" w:semiHidden="0" w:name="Medium Grid 3 Accent 3"/>
     <w:lsdException w:qFormat="1" w:unhideWhenUsed="0" w:uiPriority="70" w:semiHidden="0" w:name="Dark List Accent 3"/>
     <w:lsdException w:qFormat="1" w:unhideWhenUsed="0" w:uiPriority="71" w:semiHidden="0" w:name="Colorful Shading Accent 3"/>
-    <w:lsdException w:qFormat="1" w:unhideWhenUsed="0" w:uiPriority="72" w:semiHidden="0" w:name="Colorful List Accent 3"/>
+    <w:lsdException w:unhideWhenUsed="0" w:uiPriority="72" w:semiHidden="0" w:name="Colorful List Accent 3"/>
     <w:lsdException w:qFormat="1" w:unhideWhenUsed="0" w:uiPriority="73" w:semiHidden="0" w:name="Colorful Grid Accent 3"/>
-    <w:lsdException w:qFormat="1" w:unhideWhenUsed="0" w:uiPriority="60" w:semiHidden="0" w:name="Light Shading Accent 4"/>
-    <w:lsdException w:qFormat="1" w:unhideWhenUsed="0" w:uiPriority="61" w:semiHidden="0" w:name="Light List Accent 4"/>
-    <w:lsdException w:qFormat="1" w:unhideWhenUsed="0" w:uiPriority="62" w:semiHidden="0" w:name="Light Grid Accent 4"/>
+    <w:lsdException w:unhideWhenUsed="0" w:uiPriority="60" w:semiHidden="0" w:name="Light Shading Accent 4"/>
+    <w:lsdException w:unhideWhenUsed="0" w:uiPriority="61" w:semiHidden="0" w:name="Light List Accent 4"/>
+    <w:lsdException w:unhideWhenUsed="0" w:uiPriority="62" w:semiHidden="0" w:name="Light Grid Accent 4"/>
     <w:lsdException w:qFormat="1" w:unhideWhenUsed="0" w:uiPriority="63" w:semiHidden="0" w:name="Medium Shading 1 Accent 4"/>
-    <w:lsdException w:qFormat="1" w:unhideWhenUsed="0" w:uiPriority="64" w:semiHidden="0" w:name="Medium Shading 2 Accent 4"/>
+    <w:lsdException w:unhideWhenUsed="0" w:uiPriority="64" w:semiHidden="0" w:name="Medium Shading 2 Accent 4"/>
     <w:lsdException w:qFormat="1" w:unhideWhenUsed="0" w:uiPriority="65" w:semiHidden="0" w:name="Medium List 1 Accent 4"/>
-    <w:lsdException w:qFormat="1" w:unhideWhenUsed="0" w:uiPriority="66" w:semiHidden="0" w:name="Medium List 2 Accent 4"/>
-    <w:lsdException w:qFormat="1" w:unhideWhenUsed="0" w:uiPriority="67" w:semiHidden="0" w:name="Medium Grid 1 Accent 4"/>
-    <w:lsdException w:qFormat="1" w:unhideWhenUsed="0" w:uiPriority="68" w:semiHidden="0" w:name="Medium Grid 2 Accent 4"/>
+    <w:lsdException w:unhideWhenUsed="0" w:uiPriority="66" w:semiHidden="0" w:name="Medium List 2 Accent 4"/>
+    <w:lsdException w:unhideWhenUsed="0" w:uiPriority="67" w:semiHidden="0" w:name="Medium Grid 1 Accent 4"/>
+    <w:lsdException w:unhideWhenUsed="0" w:uiPriority="68" w:semiHidden="0" w:name="Medium Grid 2 Accent 4"/>
     <w:lsdException w:qFormat="1" w:unhideWhenUsed="0" w:uiPriority="69" w:semiHidden="0" w:name="Medium Grid 3 Accent 4"/>
-    <w:lsdException w:qFormat="1" w:unhideWhenUsed="0" w:uiPriority="70" w:semiHidden="0" w:name="Dark List Accent 4"/>
+    <w:lsdException w:unhideWhenUsed="0" w:uiPriority="70" w:semiHidden="0" w:name="Dark List Accent 4"/>
     <w:lsdException w:qFormat="1" w:unhideWhenUsed="0" w:uiPriority="71" w:semiHidden="0" w:name="Colorful Shading Accent 4"/>
-    <w:lsdException w:qFormat="1" w:unhideWhenUsed="0" w:uiPriority="72" w:semiHidden="0" w:name="Colorful List Accent 4"/>
+    <w:lsdException w:unhideWhenUsed="0" w:uiPriority="72" w:semiHidden="0" w:name="Colorful List Accent 4"/>
     <w:lsdException w:qFormat="1" w:unhideWhenUsed="0" w:uiPriority="73" w:semiHidden="0" w:name="Colorful Grid Accent 4"/>
-    <w:lsdException w:qFormat="1" w:unhideWhenUsed="0" w:uiPriority="60" w:semiHidden="0" w:name="Light Shading Accent 5"/>
+    <w:lsdException w:unhideWhenUsed="0" w:uiPriority="60" w:semiHidden="0" w:name="Light Shading Accent 5"/>
     <w:lsdException w:qFormat="1" w:unhideWhenUsed="0" w:uiPriority="61" w:semiHidden="0" w:name="Light List Accent 5"/>
-    <w:lsdException w:qFormat="1" w:unhideWhenUsed="0" w:uiPriority="62" w:semiHidden="0" w:name="Light Grid Accent 5"/>
+    <w:lsdException w:unhideWhenUsed="0" w:uiPriority="62" w:semiHidden="0" w:name="Light Grid Accent 5"/>
     <w:lsdException w:qFormat="1" w:unhideWhenUsed="0" w:uiPriority="63" w:semiHidden="0" w:name="Medium Shading 1 Accent 5"/>
-    <w:lsdException w:qFormat="1" w:unhideWhenUsed="0" w:uiPriority="64" w:semiHidden="0" w:name="Medium Shading 2 Accent 5"/>
-    <w:lsdException w:unhideWhenUsed="0" w:uiPriority="65" w:semiHidden="0" w:name="Medium List 1 Accent 5"/>
+    <w:lsdException w:unhideWhenUsed="0" w:uiPriority="64" w:semiHidden="0" w:name="Medium Shading 2 Accent 5"/>
+    <w:lsdException w:qFormat="1" w:unhideWhenUsed="0" w:uiPriority="65" w:semiHidden="0" w:name="Medium List 1 Accent 5"/>
     <w:lsdException w:qFormat="1" w:unhideWhenUsed="0" w:uiPriority="66" w:semiHidden="0" w:name="Medium List 2 Accent 5"/>
     <w:lsdException w:qFormat="1" w:unhideWhenUsed="0" w:uiPriority="67" w:semiHidden="0" w:name="Medium Grid 1 Accent 5"/>
-    <w:lsdException w:qFormat="1" w:unhideWhenUsed="0" w:uiPriority="68" w:semiHidden="0" w:name="Medium Grid 2 Accent 5"/>
+    <w:lsdException w:unhideWhenUsed="0" w:uiPriority="68" w:semiHidden="0" w:name="Medium Grid 2 Accent 5"/>
     <w:lsdException w:qFormat="1" w:unhideWhenUsed="0" w:uiPriority="69" w:semiHidden="0" w:name="Medium Grid 3 Accent 5"/>
     <w:lsdException w:qFormat="1" w:unhideWhenUsed="0" w:uiPriority="70" w:semiHidden="0" w:name="Dark List Accent 5"/>
     <w:lsdException w:qFormat="1" w:unhideWhenUsed="0" w:uiPriority="71" w:semiHidden="0" w:name="Colorful Shading Accent 5"/>
-    <w:lsdException w:qFormat="1" w:unhideWhenUsed="0" w:uiPriority="72" w:semiHidden="0" w:name="Colorful List Accent 5"/>
-    <w:lsdException w:qFormat="1" w:unhideWhenUsed="0" w:uiPriority="73" w:semiHidden="0" w:name="Colorful Grid Accent 5"/>
-    <w:lsdException w:qFormat="1" w:unhideWhenUsed="0" w:uiPriority="60" w:semiHidden="0" w:name="Light Shading Accent 6"/>
+    <w:lsdException w:unhideWhenUsed="0" w:uiPriority="72" w:semiHidden="0" w:name="Colorful List Accent 5"/>
+    <w:lsdException w:unhideWhenUsed="0" w:uiPriority="73" w:semiHidden="0" w:name="Colorful Grid Accent 5"/>
+    <w:lsdException w:unhideWhenUsed="0" w:uiPriority="60" w:semiHidden="0" w:name="Light Shading Accent 6"/>
     <w:lsdException w:qFormat="1" w:unhideWhenUsed="0" w:uiPriority="61" w:semiHidden="0" w:name="Light List Accent 6"/>
     <w:lsdException w:qFormat="1" w:unhideWhenUsed="0" w:uiPriority="62" w:semiHidden="0" w:name="Light Grid Accent 6"/>
     <w:lsdException w:qFormat="1" w:unhideWhenUsed="0" w:uiPriority="63" w:semiHidden="0" w:name="Medium Shading 1 Accent 6"/>
-    <w:lsdException w:qFormat="1" w:unhideWhenUsed="0" w:uiPriority="64" w:semiHidden="0" w:name="Medium Shading 2 Accent 6"/>
-    <w:lsdException w:qFormat="1" w:unhideWhenUsed="0" w:uiPriority="65" w:semiHidden="0" w:name="Medium List 1 Accent 6"/>
-    <w:lsdException w:qFormat="1" w:unhideWhenUsed="0" w:uiPriority="66" w:semiHidden="0" w:name="Medium List 2 Accent 6"/>
+    <w:lsdException w:unhideWhenUsed="0" w:uiPriority="64" w:semiHidden="0" w:name="Medium Shading 2 Accent 6"/>
+    <w:lsdException w:unhideWhenUsed="0" w:uiPriority="65" w:semiHidden="0" w:name="Medium List 1 Accent 6"/>
+    <w:lsdException w:unhideWhenUsed="0" w:uiPriority="66" w:semiHidden="0" w:name="Medium List 2 Accent 6"/>
     <w:lsdException w:qFormat="1" w:unhideWhenUsed="0" w:uiPriority="67" w:semiHidden="0" w:name="Medium Grid 1 Accent 6"/>
     <w:lsdException w:unhideWhenUsed="0" w:uiPriority="68" w:semiHidden="0" w:name="Medium Grid 2 Accent 6"/>
-    <w:lsdException w:qFormat="1" w:unhideWhenUsed="0" w:uiPriority="69" w:semiHidden="0" w:name="Medium Grid 3 Accent 6"/>
+    <w:lsdException w:unhideWhenUsed="0" w:uiPriority="69" w:semiHidden="0" w:name="Medium Grid 3 Accent 6"/>
     <w:lsdException w:qFormat="1" w:unhideWhenUsed="0" w:uiPriority="70" w:semiHidden="0" w:name="Dark List Accent 6"/>
-    <w:lsdException w:qFormat="1" w:unhideWhenUsed="0" w:uiPriority="71" w:semiHidden="0" w:name="Colorful Shading Accent 6"/>
+    <w:lsdException w:unhideWhenUsed="0" w:uiPriority="71" w:semiHidden="0" w:name="Colorful Shading Accent 6"/>
     <w:lsdException w:qFormat="1" w:unhideWhenUsed="0" w:uiPriority="72" w:semiHidden="0" w:name="Colorful List Accent 6"/>
     <w:lsdException w:qFormat="1" w:unhideWhenUsed="0" w:uiPriority="73" w:semiHidden="0" w:name="Colorful Grid Accent 6"/>
   </w:latentStyles>
@@ -1232,14 +1205,12 @@
     <w:name w:val="Default Paragraph Font"/>
     <w:semiHidden/>
     <w:unhideWhenUsed/>
-    <w:qFormat/>
     <w:uiPriority w:val="1"/>
   </w:style>
   <w:style w:type="table" w:default="1" w:styleId="32">
     <w:name w:val="Normal Table"/>
     <w:semiHidden/>
     <w:unhideWhenUsed/>
-    <w:qFormat/>
     <w:uiPriority w:val="99"/>
     <w:tblPr>
       <w:tblCellMar>
@@ -1254,7 +1225,6 @@
     <w:name w:val="macro"/>
     <w:link w:val="147"/>
     <w:unhideWhenUsed/>
-    <w:qFormat/>
     <w:uiPriority w:val="99"/>
     <w:pPr>
       <w:tabs>
@@ -1279,7 +1249,6 @@
     <w:name w:val="List 3"/>
     <w:basedOn w:val="1"/>
     <w:unhideWhenUsed/>
-    <w:qFormat/>
     <w:uiPriority w:val="99"/>
     <w:pPr>
       <w:ind w:left="1080" w:hanging="360"/>
@@ -1290,7 +1259,6 @@
     <w:name w:val="List Number 2"/>
     <w:basedOn w:val="1"/>
     <w:unhideWhenUsed/>
-    <w:qFormat/>
     <w:uiPriority w:val="99"/>
     <w:pPr>
       <w:numPr>
@@ -1304,7 +1272,6 @@
     <w:name w:val="List Number"/>
     <w:basedOn w:val="1"/>
     <w:unhideWhenUsed/>
-    <w:qFormat/>
     <w:uiPriority w:val="99"/>
     <w:pPr>
       <w:numPr>
@@ -1342,7 +1309,6 @@
     <w:name w:val="List Bullet"/>
     <w:basedOn w:val="1"/>
     <w:unhideWhenUsed/>
-    <w:qFormat/>
     <w:uiPriority w:val="99"/>
     <w:pPr>
       <w:numPr>
@@ -1357,7 +1323,6 @@
     <w:basedOn w:val="1"/>
     <w:link w:val="146"/>
     <w:unhideWhenUsed/>
-    <w:qFormat/>
     <w:uiPriority w:val="99"/>
     <w:pPr>
       <w:spacing w:after="120"/>
@@ -1371,7 +1336,6 @@
     <w:name w:val="List Bullet 3"/>
     <w:basedOn w:val="1"/>
     <w:unhideWhenUsed/>
-    <w:qFormat/>
     <w:uiPriority w:val="99"/>
     <w:pPr>
       <w:numPr>
@@ -1386,7 +1350,6 @@
     <w:basedOn w:val="1"/>
     <w:link w:val="144"/>
     <w:unhideWhenUsed/>
-    <w:qFormat/>
     <w:uiPriority w:val="99"/>
     <w:pPr>
       <w:spacing w:after="120"/>
@@ -1396,7 +1359,6 @@
     <w:name w:val="List Number 3"/>
     <w:basedOn w:val="1"/>
     <w:unhideWhenUsed/>
-    <w:qFormat/>
     <w:uiPriority w:val="99"/>
     <w:pPr>
       <w:numPr>
@@ -1410,7 +1372,6 @@
     <w:name w:val="List 2"/>
     <w:basedOn w:val="1"/>
     <w:unhideWhenUsed/>
-    <w:qFormat/>
     <w:uiPriority w:val="99"/>
     <w:pPr>
       <w:ind w:left="720" w:hanging="360"/>
@@ -1421,7 +1382,6 @@
     <w:name w:val="List Continue"/>
     <w:basedOn w:val="1"/>
     <w:unhideWhenUsed/>
-    <w:qFormat/>
     <w:uiPriority w:val="99"/>
     <w:pPr>
       <w:spacing w:after="120"/>
@@ -1433,7 +1393,6 @@
     <w:name w:val="List Bullet 2"/>
     <w:basedOn w:val="1"/>
     <w:unhideWhenUsed/>
-    <w:qFormat/>
     <w:uiPriority w:val="99"/>
     <w:pPr>
       <w:numPr>
@@ -1462,7 +1421,6 @@
     <w:basedOn w:val="1"/>
     <w:link w:val="135"/>
     <w:unhideWhenUsed/>
-    <w:qFormat/>
     <w:uiPriority w:val="99"/>
     <w:pPr>
       <w:tabs>
@@ -1498,7 +1456,6 @@
     <w:name w:val="List"/>
     <w:basedOn w:val="1"/>
     <w:unhideWhenUsed/>
-    <w:qFormat/>
     <w:uiPriority w:val="99"/>
     <w:pPr>
       <w:ind w:left="360" w:hanging="360"/>
@@ -1566,7 +1523,6 @@
   <w:style w:type="table" w:styleId="33">
     <w:name w:val="Table Grid"/>
     <w:basedOn w:val="32"/>
-    <w:qFormat/>
     <w:uiPriority w:val="59"/>
     <w:pPr>
       <w:spacing w:after="0" w:line="240" w:lineRule="auto"/>
@@ -1891,7 +1847,6 @@
   <w:style w:type="table" w:styleId="37">
     <w:name w:val="Light Shading Accent 3"/>
     <w:basedOn w:val="32"/>
-    <w:qFormat/>
     <w:uiPriority w:val="60"/>
     <w:pPr>
       <w:spacing w:after="0" w:line="240" w:lineRule="auto"/>
@@ -1991,7 +1946,6 @@
   <w:style w:type="table" w:styleId="38">
     <w:name w:val="Light Shading Accent 4"/>
     <w:basedOn w:val="32"/>
-    <w:qFormat/>
     <w:uiPriority w:val="60"/>
     <w:pPr>
       <w:spacing w:after="0" w:line="240" w:lineRule="auto"/>
@@ -2091,7 +2045,6 @@
   <w:style w:type="table" w:styleId="39">
     <w:name w:val="Light Shading Accent 5"/>
     <w:basedOn w:val="32"/>
-    <w:qFormat/>
     <w:uiPriority w:val="60"/>
     <w:pPr>
       <w:spacing w:after="0" w:line="240" w:lineRule="auto"/>
@@ -2191,7 +2144,6 @@
   <w:style w:type="table" w:styleId="40">
     <w:name w:val="Light Shading Accent 6"/>
     <w:basedOn w:val="32"/>
-    <w:qFormat/>
     <w:uiPriority w:val="60"/>
     <w:pPr>
       <w:spacing w:after="0" w:line="240" w:lineRule="auto"/>
@@ -2291,7 +2243,6 @@
   <w:style w:type="table" w:styleId="41">
     <w:name w:val="Light List"/>
     <w:basedOn w:val="32"/>
-    <w:qFormat/>
     <w:uiPriority w:val="61"/>
     <w:pPr>
       <w:spacing w:after="0" w:line="240" w:lineRule="auto"/>
@@ -2385,7 +2336,6 @@
   <w:style w:type="table" w:styleId="42">
     <w:name w:val="Light List Accent 1"/>
     <w:basedOn w:val="32"/>
-    <w:qFormat/>
     <w:uiPriority w:val="61"/>
     <w:pPr>
       <w:spacing w:after="0" w:line="240" w:lineRule="auto"/>
@@ -2479,7 +2429,6 @@
   <w:style w:type="table" w:styleId="43">
     <w:name w:val="Light List Accent 2"/>
     <w:basedOn w:val="32"/>
-    <w:qFormat/>
     <w:uiPriority w:val="61"/>
     <w:pPr>
       <w:spacing w:after="0" w:line="240" w:lineRule="auto"/>
@@ -2573,7 +2522,6 @@
   <w:style w:type="table" w:styleId="44">
     <w:name w:val="Light List Accent 3"/>
     <w:basedOn w:val="32"/>
-    <w:qFormat/>
     <w:uiPriority w:val="61"/>
     <w:pPr>
       <w:spacing w:after="0" w:line="240" w:lineRule="auto"/>
@@ -2667,7 +2615,6 @@
   <w:style w:type="table" w:styleId="45">
     <w:name w:val="Light List Accent 4"/>
     <w:basedOn w:val="32"/>
-    <w:qFormat/>
     <w:uiPriority w:val="61"/>
     <w:pPr>
       <w:spacing w:after="0" w:line="240" w:lineRule="auto"/>
@@ -2949,7 +2896,6 @@
   <w:style w:type="table" w:styleId="48">
     <w:name w:val="Light Grid"/>
     <w:basedOn w:val="32"/>
-    <w:qFormat/>
     <w:uiPriority w:val="62"/>
     <w:pPr>
       <w:spacing w:after="0" w:line="240" w:lineRule="auto"/>
@@ -3203,7 +3149,6 @@
   <w:style w:type="table" w:styleId="50">
     <w:name w:val="Light Grid Accent 2"/>
     <w:basedOn w:val="32"/>
-    <w:qFormat/>
     <w:uiPriority w:val="62"/>
     <w:pPr>
       <w:spacing w:after="0" w:line="240" w:lineRule="auto"/>
@@ -3457,7 +3402,6 @@
   <w:style w:type="table" w:styleId="52">
     <w:name w:val="Light Grid Accent 4"/>
     <w:basedOn w:val="32"/>
-    <w:qFormat/>
     <w:uiPriority w:val="62"/>
     <w:pPr>
       <w:spacing w:after="0" w:line="240" w:lineRule="auto"/>
@@ -3584,7 +3528,6 @@
   <w:style w:type="table" w:styleId="53">
     <w:name w:val="Light Grid Accent 5"/>
     <w:basedOn w:val="32"/>
-    <w:qFormat/>
     <w:uiPriority w:val="62"/>
     <w:pPr>
       <w:spacing w:after="0" w:line="240" w:lineRule="auto"/>
@@ -3946,7 +3889,6 @@
   <w:style w:type="table" w:styleId="56">
     <w:name w:val="Medium Shading 1 Accent 1"/>
     <w:basedOn w:val="32"/>
-    <w:qFormat/>
     <w:uiPriority w:val="63"/>
     <w:pPr>
       <w:spacing w:after="0" w:line="240" w:lineRule="auto"/>
@@ -4054,7 +3996,6 @@
   <w:style w:type="table" w:styleId="57">
     <w:name w:val="Medium Shading 1 Accent 2"/>
     <w:basedOn w:val="32"/>
-    <w:qFormat/>
     <w:uiPriority w:val="63"/>
     <w:pPr>
       <w:spacing w:after="0" w:line="240" w:lineRule="auto"/>
@@ -4594,7 +4535,6 @@
   <w:style w:type="table" w:styleId="62">
     <w:name w:val="Medium Shading 2"/>
     <w:basedOn w:val="32"/>
-    <w:qFormat/>
     <w:uiPriority w:val="64"/>
     <w:pPr>
       <w:spacing w:after="0" w:line="240" w:lineRule="auto"/>
@@ -4926,7 +4866,6 @@
   <w:style w:type="table" w:styleId="64">
     <w:name w:val="Medium Shading 2 Accent 2"/>
     <w:basedOn w:val="32"/>
-    <w:qFormat/>
     <w:uiPriority w:val="64"/>
     <w:pPr>
       <w:spacing w:after="0" w:line="240" w:lineRule="auto"/>
@@ -5258,7 +5197,6 @@
   <w:style w:type="table" w:styleId="66">
     <w:name w:val="Medium Shading 2 Accent 4"/>
     <w:basedOn w:val="32"/>
-    <w:qFormat/>
     <w:uiPriority w:val="64"/>
     <w:pPr>
       <w:spacing w:after="0" w:line="240" w:lineRule="auto"/>
@@ -5424,7 +5362,6 @@
   <w:style w:type="table" w:styleId="67">
     <w:name w:val="Medium Shading 2 Accent 5"/>
     <w:basedOn w:val="32"/>
-    <w:qFormat/>
     <w:uiPriority w:val="64"/>
     <w:pPr>
       <w:spacing w:after="0" w:line="240" w:lineRule="auto"/>
@@ -5590,7 +5527,6 @@
   <w:style w:type="table" w:styleId="68">
     <w:name w:val="Medium Shading 2 Accent 6"/>
     <w:basedOn w:val="32"/>
-    <w:qFormat/>
     <w:uiPriority w:val="64"/>
     <w:pPr>
       <w:spacing w:after="0" w:line="240" w:lineRule="auto"/>
@@ -5756,7 +5692,6 @@
   <w:style w:type="table" w:styleId="69">
     <w:name w:val="Medium List 1"/>
     <w:basedOn w:val="32"/>
-    <w:qFormat/>
     <w:uiPriority w:val="65"/>
     <w:pPr>
       <w:spacing w:after="0" w:line="240" w:lineRule="auto"/>
@@ -5847,7 +5782,6 @@
   <w:style w:type="table" w:styleId="70">
     <w:name w:val="Medium List 1 Accent 1"/>
     <w:basedOn w:val="32"/>
-    <w:qFormat/>
     <w:uiPriority w:val="65"/>
     <w:pPr>
       <w:spacing w:after="0" w:line="240" w:lineRule="auto"/>
@@ -6029,7 +5963,6 @@
   <w:style w:type="table" w:styleId="72">
     <w:name w:val="Medium List 1 Accent 3"/>
     <w:basedOn w:val="32"/>
-    <w:qFormat/>
     <w:uiPriority w:val="65"/>
     <w:pPr>
       <w:spacing w:after="0" w:line="240" w:lineRule="auto"/>
@@ -6211,6 +6144,7 @@
   <w:style w:type="table" w:styleId="74">
     <w:name w:val="Medium List 1 Accent 5"/>
     <w:basedOn w:val="32"/>
+    <w:qFormat/>
     <w:uiPriority w:val="65"/>
     <w:pPr>
       <w:spacing w:after="0" w:line="240" w:lineRule="auto"/>
@@ -6301,7 +6235,6 @@
   <w:style w:type="table" w:styleId="75">
     <w:name w:val="Medium List 1 Accent 6"/>
     <w:basedOn w:val="32"/>
-    <w:qFormat/>
     <w:uiPriority w:val="65"/>
     <w:pPr>
       <w:spacing w:after="0" w:line="240" w:lineRule="auto"/>
@@ -6392,6 +6325,7 @@
   <w:style w:type="table" w:styleId="76">
     <w:name w:val="Medium List 2"/>
     <w:basedOn w:val="32"/>
+    <w:qFormat/>
     <w:uiPriority w:val="66"/>
     <w:pPr>
       <w:spacing w:after="0" w:line="240" w:lineRule="auto"/>
@@ -6521,7 +6455,6 @@
   <w:style w:type="table" w:styleId="77">
     <w:name w:val="Medium List 2 Accent 1"/>
     <w:basedOn w:val="32"/>
-    <w:qFormat/>
     <w:uiPriority w:val="66"/>
     <w:pPr>
       <w:spacing w:after="0" w:line="240" w:lineRule="auto"/>
@@ -6651,7 +6584,6 @@
   <w:style w:type="table" w:styleId="78">
     <w:name w:val="Medium List 2 Accent 2"/>
     <w:basedOn w:val="32"/>
-    <w:qFormat/>
     <w:uiPriority w:val="66"/>
     <w:pPr>
       <w:spacing w:after="0" w:line="240" w:lineRule="auto"/>
@@ -6781,7 +6713,6 @@
   <w:style w:type="table" w:styleId="79">
     <w:name w:val="Medium List 2 Accent 3"/>
     <w:basedOn w:val="32"/>
-    <w:qFormat/>
     <w:uiPriority w:val="66"/>
     <w:pPr>
       <w:spacing w:after="0" w:line="240" w:lineRule="auto"/>
@@ -6911,7 +6842,6 @@
   <w:style w:type="table" w:styleId="80">
     <w:name w:val="Medium List 2 Accent 4"/>
     <w:basedOn w:val="32"/>
-    <w:qFormat/>
     <w:uiPriority w:val="66"/>
     <w:pPr>
       <w:spacing w:after="0" w:line="240" w:lineRule="auto"/>
@@ -7171,7 +7101,6 @@
   <w:style w:type="table" w:styleId="82">
     <w:name w:val="Medium List 2 Accent 6"/>
     <w:basedOn w:val="32"/>
-    <w:qFormat/>
     <w:uiPriority w:val="66"/>
     <w:pPr>
       <w:spacing w:after="0" w:line="240" w:lineRule="auto"/>
@@ -7301,7 +7230,6 @@
   <w:style w:type="table" w:styleId="83">
     <w:name w:val="Medium Grid 1"/>
     <w:basedOn w:val="32"/>
-    <w:qFormat/>
     <w:uiPriority w:val="67"/>
     <w:pPr>
       <w:spacing w:after="0" w:line="240" w:lineRule="auto"/>
@@ -7510,7 +7438,6 @@
   <w:style w:type="table" w:styleId="86">
     <w:name w:val="Medium Grid 1 Accent 3"/>
     <w:basedOn w:val="32"/>
-    <w:qFormat/>
     <w:uiPriority w:val="67"/>
     <w:pPr>
       <w:spacing w:after="0" w:line="240" w:lineRule="auto"/>
@@ -7580,7 +7507,6 @@
   <w:style w:type="table" w:styleId="87">
     <w:name w:val="Medium Grid 1 Accent 4"/>
     <w:basedOn w:val="32"/>
-    <w:qFormat/>
     <w:uiPriority w:val="67"/>
     <w:pPr>
       <w:spacing w:after="0" w:line="240" w:lineRule="auto"/>
@@ -7790,7 +7716,6 @@
   <w:style w:type="table" w:styleId="90">
     <w:name w:val="Medium Grid 2"/>
     <w:basedOn w:val="32"/>
-    <w:qFormat/>
     <w:uiPriority w:val="68"/>
     <w:pPr>
       <w:spacing w:after="0" w:line="240" w:lineRule="auto"/>
@@ -8231,7 +8156,6 @@
   <w:style w:type="table" w:styleId="93">
     <w:name w:val="Medium Grid 2 Accent 3"/>
     <w:basedOn w:val="32"/>
-    <w:qFormat/>
     <w:uiPriority w:val="68"/>
     <w:pPr>
       <w:spacing w:after="0" w:line="240" w:lineRule="auto"/>
@@ -8378,7 +8302,6 @@
   <w:style w:type="table" w:styleId="94">
     <w:name w:val="Medium Grid 2 Accent 4"/>
     <w:basedOn w:val="32"/>
-    <w:qFormat/>
     <w:uiPriority w:val="68"/>
     <w:pPr>
       <w:spacing w:after="0" w:line="240" w:lineRule="auto"/>
@@ -8525,7 +8448,6 @@
   <w:style w:type="table" w:styleId="95">
     <w:name w:val="Medium Grid 2 Accent 5"/>
     <w:basedOn w:val="32"/>
-    <w:qFormat/>
     <w:uiPriority w:val="68"/>
     <w:pPr>
       <w:spacing w:after="0" w:line="240" w:lineRule="auto"/>
@@ -8818,7 +8740,6 @@
   <w:style w:type="table" w:styleId="97">
     <w:name w:val="Medium Grid 3"/>
     <w:basedOn w:val="32"/>
-    <w:qFormat/>
     <w:uiPriority w:val="69"/>
     <w:pPr>
       <w:spacing w:after="0" w:line="240" w:lineRule="auto"/>
@@ -9134,7 +9055,6 @@
   <w:style w:type="table" w:styleId="99">
     <w:name w:val="Medium Grid 3 Accent 2"/>
     <w:basedOn w:val="32"/>
-    <w:qFormat/>
     <w:uiPriority w:val="69"/>
     <w:pPr>
       <w:spacing w:after="0" w:line="240" w:lineRule="auto"/>
@@ -9766,7 +9686,6 @@
   <w:style w:type="table" w:styleId="103">
     <w:name w:val="Medium Grid 3 Accent 6"/>
     <w:basedOn w:val="32"/>
-    <w:qFormat/>
     <w:uiPriority w:val="69"/>
     <w:pPr>
       <w:spacing w:after="0" w:line="240" w:lineRule="auto"/>
@@ -9924,7 +9843,6 @@
   <w:style w:type="table" w:styleId="104">
     <w:name w:val="Dark List"/>
     <w:basedOn w:val="32"/>
-    <w:qFormat/>
     <w:uiPriority w:val="70"/>
     <w:pPr>
       <w:spacing w:after="0" w:line="240" w:lineRule="auto"/>
@@ -10156,7 +10074,6 @@
   <w:style w:type="table" w:styleId="106">
     <w:name w:val="Dark List Accent 2"/>
     <w:basedOn w:val="32"/>
-    <w:qFormat/>
     <w:uiPriority w:val="70"/>
     <w:pPr>
       <w:spacing w:after="0" w:line="240" w:lineRule="auto"/>
@@ -10388,7 +10305,6 @@
   <w:style w:type="table" w:styleId="108">
     <w:name w:val="Dark List Accent 4"/>
     <w:basedOn w:val="32"/>
-    <w:qFormat/>
     <w:uiPriority w:val="70"/>
     <w:pPr>
       <w:spacing w:after="0" w:line="240" w:lineRule="auto"/>
@@ -10736,7 +10652,6 @@
   <w:style w:type="table" w:styleId="111">
     <w:name w:val="Colorful Shading"/>
     <w:basedOn w:val="32"/>
-    <w:qFormat/>
     <w:uiPriority w:val="71"/>
     <w:pPr>
       <w:spacing w:after="0" w:line="240" w:lineRule="auto"/>
@@ -11610,7 +11525,6 @@
   <w:style w:type="table" w:styleId="117">
     <w:name w:val="Colorful Shading Accent 6"/>
     <w:basedOn w:val="32"/>
-    <w:qFormat/>
     <w:uiPriority w:val="71"/>
     <w:pPr>
       <w:spacing w:after="0" w:line="240" w:lineRule="auto"/>
@@ -11759,7 +11673,6 @@
   <w:style w:type="table" w:styleId="118">
     <w:name w:val="Colorful List"/>
     <w:basedOn w:val="32"/>
-    <w:qFormat/>
     <w:uiPriority w:val="72"/>
     <w:pPr>
       <w:spacing w:after="0" w:line="240" w:lineRule="auto"/>
@@ -11852,7 +11765,6 @@
   <w:style w:type="table" w:styleId="119">
     <w:name w:val="Colorful List Accent 1"/>
     <w:basedOn w:val="32"/>
-    <w:qFormat/>
     <w:uiPriority w:val="72"/>
     <w:pPr>
       <w:spacing w:after="0" w:line="240" w:lineRule="auto"/>
@@ -11945,7 +11857,6 @@
   <w:style w:type="table" w:styleId="120">
     <w:name w:val="Colorful List Accent 2"/>
     <w:basedOn w:val="32"/>
-    <w:qFormat/>
     <w:uiPriority w:val="72"/>
     <w:pPr>
       <w:spacing w:after="0" w:line="240" w:lineRule="auto"/>
@@ -12038,7 +11949,6 @@
   <w:style w:type="table" w:styleId="121">
     <w:name w:val="Colorful List Accent 3"/>
     <w:basedOn w:val="32"/>
-    <w:qFormat/>
     <w:uiPriority w:val="72"/>
     <w:pPr>
       <w:spacing w:after="0" w:line="240" w:lineRule="auto"/>
@@ -12131,7 +12041,6 @@
   <w:style w:type="table" w:styleId="122">
     <w:name w:val="Colorful List Accent 4"/>
     <w:basedOn w:val="32"/>
-    <w:qFormat/>
     <w:uiPriority w:val="72"/>
     <w:pPr>
       <w:spacing w:after="0" w:line="240" w:lineRule="auto"/>
@@ -12224,7 +12133,6 @@
   <w:style w:type="table" w:styleId="123">
     <w:name w:val="Colorful List Accent 5"/>
     <w:basedOn w:val="32"/>
-    <w:qFormat/>
     <w:uiPriority w:val="72"/>
     <w:pPr>
       <w:spacing w:after="0" w:line="240" w:lineRule="auto"/>
@@ -12604,7 +12512,6 @@
   <w:style w:type="table" w:styleId="127">
     <w:name w:val="Colorful Grid Accent 2"/>
     <w:basedOn w:val="32"/>
-    <w:qFormat/>
     <w:uiPriority w:val="73"/>
     <w:pPr>
       <w:spacing w:after="0" w:line="240" w:lineRule="auto"/>
@@ -12895,7 +12802,6 @@
   <w:style w:type="table" w:styleId="130">
     <w:name w:val="Colorful Grid Accent 5"/>
     <w:basedOn w:val="32"/>
-    <w:qFormat/>
     <w:uiPriority w:val="73"/>
     <w:pPr>
       <w:spacing w:after="0" w:line="240" w:lineRule="auto"/>
@@ -13110,6 +13016,7 @@
     <w:name w:val="Header Char"/>
     <w:basedOn w:val="132"/>
     <w:link w:val="25"/>
+    <w:qFormat/>
     <w:uiPriority w:val="99"/>
   </w:style>
   <w:style w:type="character" w:customStyle="1" w:styleId="136">
@@ -13152,7 +13059,6 @@
     <w:name w:val="Heading 2 Char"/>
     <w:basedOn w:val="132"/>
     <w:link w:val="4"/>
-    <w:qFormat/>
     <w:uiPriority w:val="9"/>
     <w:rPr>
       <w:rFonts w:asciiTheme="majorHAnsi" w:hAnsiTheme="majorHAnsi" w:eastAsiaTheme="majorEastAsia" w:cstheme="majorBidi"/>
@@ -13190,7 +13096,6 @@
     <w:name w:val="Title Char"/>
     <w:basedOn w:val="132"/>
     <w:link w:val="31"/>
-    <w:qFormat/>
     <w:uiPriority w:val="10"/>
     <w:rPr>
       <w:rFonts w:asciiTheme="majorHAnsi" w:hAnsiTheme="majorHAnsi" w:eastAsiaTheme="majorEastAsia" w:cstheme="majorBidi"/>
@@ -13205,7 +13110,6 @@
     <w:name w:val="Subtitle Char"/>
     <w:basedOn w:val="132"/>
     <w:link w:val="26"/>
-    <w:qFormat/>
     <w:uiPriority w:val="11"/>
     <w:rPr>
       <w:rFonts w:asciiTheme="majorHAnsi" w:hAnsiTheme="majorHAnsi" w:eastAsiaTheme="majorEastAsia" w:cstheme="majorBidi"/>
@@ -13236,7 +13140,6 @@
     <w:name w:val="Body Text Char"/>
     <w:basedOn w:val="132"/>
     <w:link w:val="19"/>
-    <w:qFormat/>
     <w:uiPriority w:val="99"/>
   </w:style>
   <w:style w:type="character" w:customStyle="1" w:styleId="145">
@@ -13250,7 +13153,6 @@
     <w:name w:val="Body Text 3 Char"/>
     <w:basedOn w:val="132"/>
     <w:link w:val="17"/>
-    <w:qFormat/>
     <w:uiPriority w:val="99"/>
     <w:rPr>
       <w:sz w:val="16"/>
@@ -13261,7 +13163,6 @@
     <w:name w:val="Macro Text Char"/>
     <w:basedOn w:val="132"/>
     <w:link w:val="2"/>
-    <w:qFormat/>
     <w:uiPriority w:val="99"/>
     <w:rPr>
       <w:rFonts w:ascii="Courier" w:hAnsi="Courier"/>
@@ -13291,7 +13192,6 @@
     <w:name w:val="Quote Char"/>
     <w:basedOn w:val="132"/>
     <w:link w:val="148"/>
-    <w:qFormat/>
     <w:uiPriority w:val="29"/>
     <w:rPr>
       <w:i/>
@@ -13309,7 +13209,6 @@
     <w:basedOn w:val="132"/>
     <w:link w:val="6"/>
     <w:semiHidden/>
-    <w:qFormat/>
     <w:uiPriority w:val="9"/>
     <w:rPr>
       <w:rFonts w:asciiTheme="majorHAnsi" w:hAnsiTheme="majorHAnsi" w:eastAsiaTheme="majorEastAsia" w:cstheme="majorBidi"/>
@@ -13330,7 +13229,6 @@
     <w:basedOn w:val="132"/>
     <w:link w:val="7"/>
     <w:semiHidden/>
-    <w:qFormat/>
     <w:uiPriority w:val="9"/>
     <w:rPr>
       <w:rFonts w:asciiTheme="majorHAnsi" w:hAnsiTheme="majorHAnsi" w:eastAsiaTheme="majorEastAsia" w:cstheme="majorBidi"/>
@@ -13397,7 +13295,6 @@
     <w:basedOn w:val="132"/>
     <w:link w:val="11"/>
     <w:semiHidden/>
-    <w:qFormat/>
     <w:uiPriority w:val="9"/>
     <w:rPr>
       <w:rFonts w:asciiTheme="majorHAnsi" w:hAnsiTheme="majorHAnsi" w:eastAsiaTheme="majorEastAsia" w:cstheme="majorBidi"/>
